--- a/docs/exercises/ex-ZZ.docx
+++ b/docs/exercises/ex-ZZ.docx
@@ -61,7 +61,7 @@
         <w:pStyle w:val="FirstParagraph"/>
       </w:pPr>
       <w:r>
-        <w:t xml:space="preserve">Choose a behavior or an internal psychological state that interests you:</w:t>
+        <w:t xml:space="preserve">Choose a behavior or an internal psychological state that interests you. Write a short, 4-5 pp, essay where you address the following points:</w:t>
       </w:r>
     </w:p>
     <w:p>
@@ -117,7 +117,7 @@
           <w:b/>
           <w:bCs/>
         </w:rPr>
-        <w:t xml:space="preserve">Thursday, February 12, 2026 at 11:59 pm</w:t>
+        <w:t xml:space="preserve">2026-03-19</w:t>
       </w:r>
       <w:r>
         <w:t xml:space="preserve">.</w:t>
